--- a/templates/template_期刊论文.docx
+++ b/templates/template_期刊论文.docx
@@ -1028,6 +1028,35 @@
       </w:pPr>
       <w:r>
         <w:t>表格采用三线表格式</w:t>
+      </w:r>
+    </w:p>
+    <w:p>
+      <w:pPr>
+        <w:pStyle w:val="TableCaption"/>
+        <w:rPr>
+          <w:rFonts w:hint="eastAsia"/>
+        </w:rPr>
+      </w:pPr>
+      <w:r>
+        <w:rPr>
+          <w:rFonts w:hint="eastAsia"/>
+        </w:rPr>
+        <w:t>表</w:t>
+      </w:r>
+      <w:r>
+        <w:rPr>
+          <w:rFonts w:hint="eastAsia"/>
+        </w:rPr>
+        <w:t>1</w:t>
+      </w:r>
+      <w:r>
+        <w:t xml:space="preserve"> </w:t>
+      </w:r>
+      <w:r>
+        <w:rPr>
+          <w:rFonts w:hint="eastAsia"/>
+        </w:rPr>
+        <w:t>表格标题</w:t>
       </w:r>
     </w:p>
     <w:tbl>
@@ -1177,6 +1206,7 @@
           <w:rFonts w:hint="eastAsia"/>
           <w:lang w:eastAsia="zh-CN"/>
         </w:rPr>
+        <w:lastRenderedPageBreak/>
         <w:t>图片</w:t>
       </w:r>
     </w:p>
@@ -1323,7 +1353,7 @@
   <w:abstractNum w:abstractNumId="0" w15:restartNumberingAfterBreak="0">
     <w:nsid w:val="FFFFFF7C"/>
     <w:multiLevelType w:val="singleLevel"/>
-    <w:tmpl w:val="62583656"/>
+    <w:tmpl w:val="9B72FF20"/>
     <w:lvl w:ilvl="0">
       <w:start w:val="1"/>
       <w:numFmt w:val="decimal"/>
@@ -1340,7 +1370,7 @@
   <w:abstractNum w:abstractNumId="1" w15:restartNumberingAfterBreak="0">
     <w:nsid w:val="FFFFFF7D"/>
     <w:multiLevelType w:val="singleLevel"/>
-    <w:tmpl w:val="DD0A41DE"/>
+    <w:tmpl w:val="76DC3626"/>
     <w:lvl w:ilvl="0">
       <w:start w:val="1"/>
       <w:numFmt w:val="decimal"/>
@@ -1357,7 +1387,7 @@
   <w:abstractNum w:abstractNumId="2" w15:restartNumberingAfterBreak="0">
     <w:nsid w:val="FFFFFF7E"/>
     <w:multiLevelType w:val="singleLevel"/>
-    <w:tmpl w:val="53369D9C"/>
+    <w:tmpl w:val="5BF67CA6"/>
     <w:lvl w:ilvl="0">
       <w:start w:val="1"/>
       <w:numFmt w:val="decimal"/>
@@ -1374,7 +1404,7 @@
   <w:abstractNum w:abstractNumId="3" w15:restartNumberingAfterBreak="0">
     <w:nsid w:val="FFFFFF7F"/>
     <w:multiLevelType w:val="singleLevel"/>
-    <w:tmpl w:val="B08A3F36"/>
+    <w:tmpl w:val="8BFA8D6E"/>
     <w:lvl w:ilvl="0">
       <w:start w:val="1"/>
       <w:numFmt w:val="decimal"/>
@@ -1391,7 +1421,7 @@
   <w:abstractNum w:abstractNumId="4" w15:restartNumberingAfterBreak="0">
     <w:nsid w:val="FFFFFF80"/>
     <w:multiLevelType w:val="singleLevel"/>
-    <w:tmpl w:val="457C1E48"/>
+    <w:tmpl w:val="CF72D192"/>
     <w:lvl w:ilvl="0">
       <w:start w:val="1"/>
       <w:numFmt w:val="bullet"/>
@@ -1411,7 +1441,7 @@
   <w:abstractNum w:abstractNumId="5" w15:restartNumberingAfterBreak="0">
     <w:nsid w:val="FFFFFF81"/>
     <w:multiLevelType w:val="singleLevel"/>
-    <w:tmpl w:val="A3100DD6"/>
+    <w:tmpl w:val="E9668DC2"/>
     <w:lvl w:ilvl="0">
       <w:start w:val="1"/>
       <w:numFmt w:val="bullet"/>
@@ -1431,7 +1461,7 @@
   <w:abstractNum w:abstractNumId="6" w15:restartNumberingAfterBreak="0">
     <w:nsid w:val="FFFFFF82"/>
     <w:multiLevelType w:val="singleLevel"/>
-    <w:tmpl w:val="C84234E6"/>
+    <w:tmpl w:val="19E0E8AE"/>
     <w:lvl w:ilvl="0">
       <w:start w:val="1"/>
       <w:numFmt w:val="bullet"/>
@@ -1451,7 +1481,7 @@
   <w:abstractNum w:abstractNumId="7" w15:restartNumberingAfterBreak="0">
     <w:nsid w:val="FFFFFF83"/>
     <w:multiLevelType w:val="singleLevel"/>
-    <w:tmpl w:val="435ED7F0"/>
+    <w:tmpl w:val="D46E0EB2"/>
     <w:lvl w:ilvl="0">
       <w:start w:val="1"/>
       <w:numFmt w:val="bullet"/>
@@ -1471,7 +1501,7 @@
   <w:abstractNum w:abstractNumId="8" w15:restartNumberingAfterBreak="0">
     <w:nsid w:val="FFFFFF88"/>
     <w:multiLevelType w:val="singleLevel"/>
-    <w:tmpl w:val="0C347562"/>
+    <w:tmpl w:val="5496845E"/>
     <w:lvl w:ilvl="0">
       <w:start w:val="1"/>
       <w:numFmt w:val="decimal"/>
@@ -1488,7 +1518,7 @@
   <w:abstractNum w:abstractNumId="9" w15:restartNumberingAfterBreak="0">
     <w:nsid w:val="FFFFFF89"/>
     <w:multiLevelType w:val="singleLevel"/>
-    <w:tmpl w:val="D154376A"/>
+    <w:tmpl w:val="FD5C6EDE"/>
     <w:lvl w:ilvl="0">
       <w:start w:val="1"/>
       <w:numFmt w:val="bullet"/>
@@ -3135,12 +3165,13 @@
   <w:style w:type="paragraph" w:customStyle="1" w:styleId="TableCaption">
     <w:name w:val="Table Caption"/>
     <w:basedOn w:val="ab"/>
-    <w:rsid w:val="00971AF2"/>
+    <w:rsid w:val="00E86617"/>
     <w:pPr>
       <w:keepNext/>
       <w:spacing w:after="0" w:line="400" w:lineRule="exact"/>
     </w:pPr>
     <w:rPr>
+      <w:b/>
       <w:sz w:val="21"/>
     </w:rPr>
   </w:style>

--- a/templates/template_期刊论文.docx
+++ b/templates/template_期刊论文.docx
@@ -1033,9 +1033,6 @@
     <w:p>
       <w:pPr>
         <w:pStyle w:val="TableCaption"/>
-        <w:rPr>
-          <w:rFonts w:hint="eastAsia"/>
-        </w:rPr>
       </w:pPr>
       <w:r>
         <w:rPr>
@@ -1217,6 +1214,60 @@
           <w:lang w:eastAsia="zh-CN"/>
         </w:rPr>
       </w:pPr>
+      <w:r>
+        <w:rPr>
+          <w:noProof/>
+          <w:lang w:eastAsia="zh-CN"/>
+        </w:rPr>
+        <w:drawing>
+          <wp:inline distT="0" distB="0" distL="0" distR="0" wp14:anchorId="0665DF75" wp14:editId="6C1C3401">
+            <wp:extent cx="1934210" cy="1072515"/>
+            <wp:effectExtent l="0" t="0" r="8890" b="0"/>
+            <wp:docPr id="1" name="图片 1"/>
+            <wp:cNvGraphicFramePr>
+              <a:graphicFrameLocks xmlns:a="http://schemas.openxmlformats.org/drawingml/2006/main" noChangeAspect="1"/>
+            </wp:cNvGraphicFramePr>
+            <a:graphic xmlns:a="http://schemas.openxmlformats.org/drawingml/2006/main">
+              <a:graphicData uri="http://schemas.openxmlformats.org/drawingml/2006/picture">
+                <pic:pic xmlns:pic="http://schemas.openxmlformats.org/drawingml/2006/picture">
+                  <pic:nvPicPr>
+                    <pic:cNvPr id="0" name="Picture 1"/>
+                    <pic:cNvPicPr>
+                      <a:picLocks noChangeAspect="1" noChangeArrowheads="1"/>
+                    </pic:cNvPicPr>
+                  </pic:nvPicPr>
+                  <pic:blipFill>
+                    <a:blip r:embed="rId9">
+                      <a:extLst>
+                        <a:ext uri="{28A0092B-C50C-407E-A947-70E740481C1C}">
+                          <a14:useLocalDpi xmlns:a14="http://schemas.microsoft.com/office/drawing/2010/main" val="0"/>
+                        </a:ext>
+                      </a:extLst>
+                    </a:blip>
+                    <a:srcRect/>
+                    <a:stretch>
+                      <a:fillRect/>
+                    </a:stretch>
+                  </pic:blipFill>
+                  <pic:spPr bwMode="auto">
+                    <a:xfrm>
+                      <a:off x="0" y="0"/>
+                      <a:ext cx="1934210" cy="1072515"/>
+                    </a:xfrm>
+                    <a:prstGeom prst="rect">
+                      <a:avLst/>
+                    </a:prstGeom>
+                    <a:noFill/>
+                    <a:ln>
+                      <a:noFill/>
+                    </a:ln>
+                  </pic:spPr>
+                </pic:pic>
+              </a:graphicData>
+            </a:graphic>
+          </wp:inline>
+        </w:drawing>
+      </w:r>
     </w:p>
     <w:p>
       <w:pPr>
@@ -1238,7 +1289,7 @@
       <w:bookmarkEnd w:id="25"/>
     </w:p>
     <w:sectPr>
-      <w:footerReference w:type="default" r:id="rId9"/>
+      <w:footerReference w:type="default" r:id="rId10"/>
       <w:pgSz w:w="11906" w:h="16838" w:code="9"/>
       <w:pgMar w:top="1440" w:right="1800" w:bottom="1440" w:left="1800" w:header="720" w:footer="720" w:gutter="0"/>
       <w:cols w:space="720"/>
@@ -1353,7 +1404,7 @@
   <w:abstractNum w:abstractNumId="0" w15:restartNumberingAfterBreak="0">
     <w:nsid w:val="FFFFFF7C"/>
     <w:multiLevelType w:val="singleLevel"/>
-    <w:tmpl w:val="9B72FF20"/>
+    <w:tmpl w:val="D1FE7BC0"/>
     <w:lvl w:ilvl="0">
       <w:start w:val="1"/>
       <w:numFmt w:val="decimal"/>
@@ -1370,7 +1421,7 @@
   <w:abstractNum w:abstractNumId="1" w15:restartNumberingAfterBreak="0">
     <w:nsid w:val="FFFFFF7D"/>
     <w:multiLevelType w:val="singleLevel"/>
-    <w:tmpl w:val="76DC3626"/>
+    <w:tmpl w:val="F7E00518"/>
     <w:lvl w:ilvl="0">
       <w:start w:val="1"/>
       <w:numFmt w:val="decimal"/>
@@ -1387,7 +1438,7 @@
   <w:abstractNum w:abstractNumId="2" w15:restartNumberingAfterBreak="0">
     <w:nsid w:val="FFFFFF7E"/>
     <w:multiLevelType w:val="singleLevel"/>
-    <w:tmpl w:val="5BF67CA6"/>
+    <w:tmpl w:val="91D289B8"/>
     <w:lvl w:ilvl="0">
       <w:start w:val="1"/>
       <w:numFmt w:val="decimal"/>
@@ -1404,7 +1455,7 @@
   <w:abstractNum w:abstractNumId="3" w15:restartNumberingAfterBreak="0">
     <w:nsid w:val="FFFFFF7F"/>
     <w:multiLevelType w:val="singleLevel"/>
-    <w:tmpl w:val="8BFA8D6E"/>
+    <w:tmpl w:val="EBD4B104"/>
     <w:lvl w:ilvl="0">
       <w:start w:val="1"/>
       <w:numFmt w:val="decimal"/>
@@ -1421,7 +1472,7 @@
   <w:abstractNum w:abstractNumId="4" w15:restartNumberingAfterBreak="0">
     <w:nsid w:val="FFFFFF80"/>
     <w:multiLevelType w:val="singleLevel"/>
-    <w:tmpl w:val="CF72D192"/>
+    <w:tmpl w:val="312272A2"/>
     <w:lvl w:ilvl="0">
       <w:start w:val="1"/>
       <w:numFmt w:val="bullet"/>
@@ -1441,7 +1492,7 @@
   <w:abstractNum w:abstractNumId="5" w15:restartNumberingAfterBreak="0">
     <w:nsid w:val="FFFFFF81"/>
     <w:multiLevelType w:val="singleLevel"/>
-    <w:tmpl w:val="E9668DC2"/>
+    <w:tmpl w:val="F836B8C0"/>
     <w:lvl w:ilvl="0">
       <w:start w:val="1"/>
       <w:numFmt w:val="bullet"/>
@@ -1461,7 +1512,7 @@
   <w:abstractNum w:abstractNumId="6" w15:restartNumberingAfterBreak="0">
     <w:nsid w:val="FFFFFF82"/>
     <w:multiLevelType w:val="singleLevel"/>
-    <w:tmpl w:val="19E0E8AE"/>
+    <w:tmpl w:val="2818A816"/>
     <w:lvl w:ilvl="0">
       <w:start w:val="1"/>
       <w:numFmt w:val="bullet"/>
@@ -1481,7 +1532,7 @@
   <w:abstractNum w:abstractNumId="7" w15:restartNumberingAfterBreak="0">
     <w:nsid w:val="FFFFFF83"/>
     <w:multiLevelType w:val="singleLevel"/>
-    <w:tmpl w:val="D46E0EB2"/>
+    <w:tmpl w:val="1018DC9E"/>
     <w:lvl w:ilvl="0">
       <w:start w:val="1"/>
       <w:numFmt w:val="bullet"/>
@@ -1501,7 +1552,7 @@
   <w:abstractNum w:abstractNumId="8" w15:restartNumberingAfterBreak="0">
     <w:nsid w:val="FFFFFF88"/>
     <w:multiLevelType w:val="singleLevel"/>
-    <w:tmpl w:val="5496845E"/>
+    <w:tmpl w:val="BC2C6938"/>
     <w:lvl w:ilvl="0">
       <w:start w:val="1"/>
       <w:numFmt w:val="decimal"/>
@@ -1518,7 +1569,7 @@
   <w:abstractNum w:abstractNumId="9" w15:restartNumberingAfterBreak="0">
     <w:nsid w:val="FFFFFF89"/>
     <w:multiLevelType w:val="singleLevel"/>
-    <w:tmpl w:val="FD5C6EDE"/>
+    <w:tmpl w:val="028616CC"/>
     <w:lvl w:ilvl="0">
       <w:start w:val="1"/>
       <w:numFmt w:val="bullet"/>

--- a/templates/template_期刊论文.docx
+++ b/templates/template_期刊论文.docx
@@ -1190,103 +1190,6 @@
       <w:r>
         <w:t>。</w:t>
       </w:r>
-    </w:p>
-    <w:p>
-      <w:pPr>
-        <w:pStyle w:val="3"/>
-        <w:rPr>
-          <w:lang w:eastAsia="zh-CN"/>
-        </w:rPr>
-      </w:pPr>
-      <w:r>
-        <w:rPr>
-          <w:rFonts w:hint="eastAsia"/>
-          <w:lang w:eastAsia="zh-CN"/>
-        </w:rPr>
-        <w:lastRenderedPageBreak/>
-        <w:t>图片</w:t>
-      </w:r>
-    </w:p>
-    <w:p>
-      <w:pPr>
-        <w:pStyle w:val="CaptionedFigure"/>
-        <w:rPr>
-          <w:lang w:eastAsia="zh-CN"/>
-        </w:rPr>
-      </w:pPr>
-      <w:r>
-        <w:rPr>
-          <w:noProof/>
-          <w:lang w:eastAsia="zh-CN"/>
-        </w:rPr>
-        <w:drawing>
-          <wp:inline distT="0" distB="0" distL="0" distR="0" wp14:anchorId="0665DF75" wp14:editId="6C1C3401">
-            <wp:extent cx="1934210" cy="1072515"/>
-            <wp:effectExtent l="0" t="0" r="8890" b="0"/>
-            <wp:docPr id="1" name="图片 1"/>
-            <wp:cNvGraphicFramePr>
-              <a:graphicFrameLocks xmlns:a="http://schemas.openxmlformats.org/drawingml/2006/main" noChangeAspect="1"/>
-            </wp:cNvGraphicFramePr>
-            <a:graphic xmlns:a="http://schemas.openxmlformats.org/drawingml/2006/main">
-              <a:graphicData uri="http://schemas.openxmlformats.org/drawingml/2006/picture">
-                <pic:pic xmlns:pic="http://schemas.openxmlformats.org/drawingml/2006/picture">
-                  <pic:nvPicPr>
-                    <pic:cNvPr id="0" name="Picture 1"/>
-                    <pic:cNvPicPr>
-                      <a:picLocks noChangeAspect="1" noChangeArrowheads="1"/>
-                    </pic:cNvPicPr>
-                  </pic:nvPicPr>
-                  <pic:blipFill>
-                    <a:blip r:embed="rId9">
-                      <a:extLst>
-                        <a:ext uri="{28A0092B-C50C-407E-A947-70E740481C1C}">
-                          <a14:useLocalDpi xmlns:a14="http://schemas.microsoft.com/office/drawing/2010/main" val="0"/>
-                        </a:ext>
-                      </a:extLst>
-                    </a:blip>
-                    <a:srcRect/>
-                    <a:stretch>
-                      <a:fillRect/>
-                    </a:stretch>
-                  </pic:blipFill>
-                  <pic:spPr bwMode="auto">
-                    <a:xfrm>
-                      <a:off x="0" y="0"/>
-                      <a:ext cx="1934210" cy="1072515"/>
-                    </a:xfrm>
-                    <a:prstGeom prst="rect">
-                      <a:avLst/>
-                    </a:prstGeom>
-                    <a:noFill/>
-                    <a:ln>
-                      <a:noFill/>
-                    </a:ln>
-                  </pic:spPr>
-                </pic:pic>
-              </a:graphicData>
-            </a:graphic>
-          </wp:inline>
-        </w:drawing>
-      </w:r>
-    </w:p>
-    <w:p>
-      <w:pPr>
-        <w:pStyle w:val="ImageCaption"/>
-        <w:ind w:firstLine="422"/>
-        <w:rPr>
-          <w:lang w:eastAsia="zh-CN"/>
-        </w:rPr>
-      </w:pPr>
-      <w:r>
-        <w:rPr>
-          <w:rFonts w:hint="eastAsia"/>
-          <w:lang w:eastAsia="zh-CN"/>
-        </w:rPr>
-        <w:t>图片标题</w:t>
-      </w:r>
-      <w:bookmarkEnd w:id="0"/>
-      <w:bookmarkEnd w:id="6"/>
-      <w:bookmarkEnd w:id="25"/>
     </w:p>
     <w:sectPr>
       <w:footerReference w:type="default" r:id="rId10"/>
